--- a/bestanden/09_Projectvoorstel.docx
+++ b/bestanden/09_Projectvoorstel.docx
@@ -1169,7 +1169,7 @@
                 <w:szCs w:val="17"/>
                 <w:lang w:val="nl-NL"/>
               </w:rPr>
-              <w:t xml:space="preserve">Wie zijn de belangrijkste partijen, wat is hun belang, wat hebben ze nodig en waar zit weerstand? Werk uit in 04 Stakeholderanalyse.</w:t>
+              <w:t>Wie zijn de belangrijkste partijen, wat is hun belang, wat hebben ze nodig en waar zit weerstand? Werk uit in 05 Stakeholderanalyse.</w:t>
             </w:r>
           </w:p>
           <w:p>
